--- a/module-6/Guizar-Module6.2Assignment.docx
+++ b/module-6/Guizar-Module6.2Assignment.docx
@@ -17,7 +17,16 @@
         <w:t>Module 6.2 Assignment</w:t>
       </w:r>
     </w:p>
-    <w:p/>
+    <w:p>
+      <w:hyperlink r:id="rId4" w:history="1">
+        <w:r>
+          <w:rPr>
+            <w:rStyle w:val="Hyperlink"/>
+          </w:rPr>
+          <w:t>https://github.com/samyusei3-design/csd-310</w:t>
+        </w:r>
+      </w:hyperlink>
+    </w:p>
     <w:p/>
     <w:p>
       <w:r>
@@ -37,7 +46,7 @@
                     <pic:cNvPicPr/>
                   </pic:nvPicPr>
                   <pic:blipFill>
-                    <a:blip r:embed="rId4"/>
+                    <a:blip r:embed="rId5"/>
                     <a:stretch>
                       <a:fillRect/>
                     </a:stretch>
@@ -985,6 +994,29 @@
       <w:spacing w:val="5"/>
     </w:rPr>
   </w:style>
+  <w:style w:type="character" w:styleId="Hyperlink">
+    <w:name w:val="Hyperlink"/>
+    <w:basedOn w:val="DefaultParagraphFont"/>
+    <w:uiPriority w:val="99"/>
+    <w:unhideWhenUsed/>
+    <w:rsid w:val="00FE34BB"/>
+    <w:rPr>
+      <w:color w:val="467886" w:themeColor="hyperlink"/>
+      <w:u w:val="single"/>
+    </w:rPr>
+  </w:style>
+  <w:style w:type="character" w:styleId="UnresolvedMention">
+    <w:name w:val="Unresolved Mention"/>
+    <w:basedOn w:val="DefaultParagraphFont"/>
+    <w:uiPriority w:val="99"/>
+    <w:semiHidden/>
+    <w:unhideWhenUsed/>
+    <w:rsid w:val="00FE34BB"/>
+    <w:rPr>
+      <w:color w:val="605E5C"/>
+      <w:shd w:val="clear" w:color="auto" w:fill="E1DFDD"/>
+    </w:rPr>
+  </w:style>
 </w:styles>
 </file>
 
